--- a/ovinger/datakommunikasjon/ov4/DKØ4 - IP og Nettlaget.docx
+++ b/ovinger/datakommunikasjon/ov4/DKØ4 - IP og Nettlaget.docx
@@ -470,7 +470,11 @@
         <w:t xml:space="preserve">? </w:t>
       </w:r>
     </w:p>
-    <w:p/>
+    <w:p>
+      <w:r>
+        <w:t>De er på samme nett</w:t>
+      </w:r>
+    </w:p>
     <w:p>
       <w:pPr>
         <w:rPr>
@@ -545,6 +549,19 @@
       </w:r>
     </w:p>
     <w:p>
+      <w:proofErr w:type="spellStart"/>
+      <w:r>
+        <w:t>ifconfig</w:t>
+      </w:r>
+      <w:proofErr w:type="spellEnd"/>
+      <w:r>
+        <w:t xml:space="preserve"> | grep inet6</w:t>
+      </w:r>
+      <w:r>
+        <w:t xml:space="preserve"> </w:t>
+      </w:r>
+    </w:p>
+    <w:p>
       <w:pPr>
         <w:pStyle w:val="ListParagraph"/>
         <w:numPr>
@@ -780,6 +797,7 @@
         <w:pStyle w:val="Heading1"/>
       </w:pPr>
       <w:r>
+        <w:lastRenderedPageBreak/>
         <w:t>2. Subnetting</w:t>
       </w:r>
     </w:p>
@@ -821,7 +839,6 @@
         </w:numPr>
       </w:pPr>
       <w:r>
-        <w:lastRenderedPageBreak/>
         <w:t xml:space="preserve">Hva blir </w:t>
       </w:r>
       <w:r>
